--- a/docs/RigControl_UserGuide.docx
+++ b/docs/RigControl_UserGuide.docx
@@ -613,7 +613,7 @@
         <w:spacing w:after="160"/>
       </w:pPr>
       <w:r>
-        <w:t xml:space="preserve">In every case, the settings are the same three pieces of information: the device's IP address, the port (default 4532), and a rig/backend type of “Hamlib NET rigctl” (sometimes shown as backend #2, or “NET rigctl / rigctld”).</w:t>
+        <w:t xml:space="preserve">In every case, the settings are the same three pieces of information: the device's IP address, the port (default 4532), and a rig type of “GQRX” — that's the option confirmed to work with 9GRadio (other Hamlib-style entries such as “NET rigctl / rigctld” or backend #2 may appear in some clients but have not been verified).</w:t>
       </w:r>
     </w:p>
     <w:p>
@@ -648,7 +648,7 @@
         <w:spacing w:after="80"/>
       </w:pPr>
       <w:r>
-        <w:t xml:space="preserve">Rig: Hamlib NET rigctl.</w:t>
+        <w:t xml:space="preserve">Rig: GQRX.</w:t>
       </w:r>
     </w:p>
     <w:p>
@@ -722,7 +722,7 @@
         <w:spacing w:after="80"/>
       </w:pPr>
       <w:r>
-        <w:t xml:space="preserve">Rig: NET rigctl (or Hamlib NET rigctl).</w:t>
+        <w:t xml:space="preserve">Rig: GQRX.</w:t>
       </w:r>
     </w:p>
     <w:p>
